--- a/build/utils/template_check.docx
+++ b/build/utils/template_check.docx
@@ -518,8 +518,6 @@
           <w:szCs w:val="8"/>
         </w:rPr>
       </w:pPr>
-      <w:bookmarkStart w:id="0" w:name="_GoBack"/>
-      <w:bookmarkEnd w:id="0"/>
     </w:p>
     <w:p>
       <w:r>
@@ -670,22 +668,6 @@
         </w:rPr>
         <w:t>).</w:t>
       </w:r>
-    </w:p>
-    <w:p>
-      <w:pPr>
-        <w:rPr>
-          <w:sz w:val="16"/>
-          <w:szCs w:val="16"/>
-        </w:rPr>
-      </w:pPr>
-    </w:p>
-    <w:p>
-      <w:pPr>
-        <w:rPr>
-          <w:sz w:val="16"/>
-          <w:szCs w:val="16"/>
-        </w:rPr>
-      </w:pPr>
     </w:p>
     <w:p>
       <w:pPr>
@@ -706,15 +688,15 @@
           <wp:anchor distT="0" distB="0" distL="114300" distR="114300" simplePos="0" relativeHeight="251658240" behindDoc="1" locked="0" layoutInCell="1" allowOverlap="1">
             <wp:simplePos x="0" y="0"/>
             <wp:positionH relativeFrom="column">
-              <wp:posOffset>1550035</wp:posOffset>
+              <wp:posOffset>1111885</wp:posOffset>
             </wp:positionH>
             <wp:positionV relativeFrom="paragraph">
-              <wp:posOffset>8890</wp:posOffset>
+              <wp:posOffset>84455</wp:posOffset>
             </wp:positionV>
-            <wp:extent cx="2190750" cy="1590675"/>
+            <wp:extent cx="2857500" cy="1685925"/>
             <wp:effectExtent l="0" t="0" r="0" b="9525"/>
             <wp:wrapNone/>
-            <wp:docPr id="1" name="Рисунок 1"/>
+            <wp:docPr id="2" name="Рисунок 2"/>
             <wp:cNvGraphicFramePr>
               <a:graphicFrameLocks xmlns:a="http://schemas.openxmlformats.org/drawingml/2006/main" noChangeAspect="1"/>
             </wp:cNvGraphicFramePr>
@@ -722,7 +704,7 @@
               <a:graphicData uri="http://schemas.openxmlformats.org/drawingml/2006/picture">
                 <pic:pic xmlns:pic="http://schemas.openxmlformats.org/drawingml/2006/picture">
                   <pic:nvPicPr>
-                    <pic:cNvPr id="1" name="Безымянный.jpg"/>
+                    <pic:cNvPr id="2" name="печать_V4.png"/>
                     <pic:cNvPicPr/>
                   </pic:nvPicPr>
                   <pic:blipFill>
@@ -740,7 +722,7 @@
                   <pic:spPr>
                     <a:xfrm>
                       <a:off x="0" y="0"/>
-                      <a:ext cx="2190750" cy="1590675"/>
+                      <a:ext cx="2857500" cy="1685925"/>
                     </a:xfrm>
                     <a:prstGeom prst="rect">
                       <a:avLst/>
@@ -762,7 +744,6 @@
     <w:p>
       <w:pPr>
         <w:rPr>
-          <w:rFonts w:ascii="Times New Roman" w:hAnsi="Times New Roman" w:cs="Times New Roman"/>
           <w:sz w:val="16"/>
           <w:szCs w:val="16"/>
         </w:rPr>
@@ -771,36 +752,35 @@
     <w:p>
       <w:pPr>
         <w:rPr>
-          <w:rFonts w:ascii="Times New Roman" w:hAnsi="Times New Roman" w:cs="Times New Roman"/>
-          <w:sz w:val="24"/>
-          <w:szCs w:val="24"/>
-        </w:rPr>
-      </w:pPr>
-      <w:r>
-        <w:rPr>
-          <w:rFonts w:ascii="Times New Roman" w:hAnsi="Times New Roman" w:cs="Times New Roman"/>
-          <w:sz w:val="24"/>
-          <w:szCs w:val="24"/>
-        </w:rPr>
-        <w:t xml:space="preserve">Директор                                                                                                          </w:t>
-      </w:r>
-      <w:proofErr w:type="spellStart"/>
-      <w:r>
-        <w:rPr>
-          <w:rFonts w:ascii="Times New Roman" w:hAnsi="Times New Roman" w:cs="Times New Roman"/>
-          <w:sz w:val="24"/>
-          <w:szCs w:val="24"/>
-        </w:rPr>
-        <w:t>Буркун</w:t>
-      </w:r>
-      <w:proofErr w:type="spellEnd"/>
-      <w:r>
-        <w:rPr>
-          <w:rFonts w:ascii="Times New Roman" w:hAnsi="Times New Roman" w:cs="Times New Roman"/>
-          <w:sz w:val="24"/>
-          <w:szCs w:val="24"/>
-        </w:rPr>
-        <w:t xml:space="preserve"> Д.Н.</w:t>
+          <w:sz w:val="16"/>
+          <w:szCs w:val="16"/>
+        </w:rPr>
+      </w:pPr>
+    </w:p>
+    <w:p>
+      <w:pPr>
+        <w:rPr>
+          <w:rFonts w:ascii="Times New Roman" w:hAnsi="Times New Roman" w:cs="Times New Roman"/>
+          <w:sz w:val="16"/>
+          <w:szCs w:val="16"/>
+        </w:rPr>
+      </w:pPr>
+    </w:p>
+    <w:p>
+      <w:pPr>
+        <w:rPr>
+          <w:rFonts w:ascii="Times New Roman" w:hAnsi="Times New Roman" w:cs="Times New Roman"/>
+          <w:sz w:val="24"/>
+          <w:szCs w:val="24"/>
+        </w:rPr>
+      </w:pPr>
+      <w:r>
+        <w:rPr>
+          <w:rFonts w:ascii="Times New Roman" w:hAnsi="Times New Roman" w:cs="Times New Roman"/>
+          <w:sz w:val="24"/>
+          <w:szCs w:val="24"/>
+        </w:rPr>
+        <w:t xml:space="preserve">Директор                                                                                                         </w:t>
       </w:r>
     </w:p>
     <w:p>
@@ -820,6 +800,8 @@
           <w:szCs w:val="24"/>
         </w:rPr>
       </w:pPr>
+      <w:bookmarkStart w:id="0" w:name="_GoBack"/>
+      <w:bookmarkEnd w:id="0"/>
     </w:p>
     <w:sectPr>
       <w:pgSz w:w="11906" w:h="16838"/>

--- a/build/utils/template_check.docx
+++ b/build/utils/template_check.docx
@@ -182,7 +182,25 @@
           <w:sz w:val="24"/>
           <w:szCs w:val="24"/>
         </w:rPr>
-        <w:t>,    УНП:</w:t>
+        <w:t xml:space="preserve">,    </w:t>
+      </w:r>
+      <w:r>
+        <w:rPr>
+          <w:rFonts w:ascii="Times New Roman" w:hAnsi="Times New Roman" w:cs="Times New Roman"/>
+          <w:b/>
+          <w:sz w:val="24"/>
+          <w:szCs w:val="24"/>
+        </w:rPr>
+        <w:t>УНП</w:t>
+      </w:r>
+      <w:r>
+        <w:rPr>
+          <w:rFonts w:ascii="Times New Roman" w:hAnsi="Times New Roman" w:cs="Times New Roman"/>
+          <w:b/>
+          <w:sz w:val="24"/>
+          <w:szCs w:val="24"/>
+        </w:rPr>
+        <w:t>:</w:t>
       </w:r>
       <w:r>
         <w:rPr>
@@ -244,6 +262,26 @@
         <w:t xml:space="preserve">: </w:t>
       </w:r>
       <w:hyperlink r:id="rId4" w:history="1">
+        <w:r>
+          <w:rPr>
+            <w:rStyle w:val="a3"/>
+            <w:rFonts w:ascii="Times New Roman" w:hAnsi="Times New Roman" w:cs="Times New Roman"/>
+            <w:b/>
+            <w:szCs w:val="28"/>
+            <w:lang w:val="en-US"/>
+          </w:rPr>
+          <w:t>info</w:t>
+        </w:r>
+        <w:r>
+          <w:rPr>
+            <w:rStyle w:val="a3"/>
+            <w:rFonts w:ascii="Times New Roman" w:hAnsi="Times New Roman" w:cs="Times New Roman"/>
+            <w:b/>
+            <w:szCs w:val="28"/>
+          </w:rPr>
+          <w:t>@</w:t>
+        </w:r>
+        <w:proofErr w:type="spellStart"/>
         <w:r>
           <w:rPr>
             <w:rStyle w:val="a3"/>
@@ -254,25 +292,7 @@
           </w:rPr>
           <w:t>skrama</w:t>
         </w:r>
-        <w:r>
-          <w:rPr>
-            <w:rStyle w:val="a3"/>
-            <w:rFonts w:ascii="Times New Roman" w:hAnsi="Times New Roman" w:cs="Times New Roman"/>
-            <w:b/>
-            <w:szCs w:val="28"/>
-          </w:rPr>
-          <w:t>@</w:t>
-        </w:r>
-        <w:r>
-          <w:rPr>
-            <w:rStyle w:val="a3"/>
-            <w:rFonts w:ascii="Times New Roman" w:hAnsi="Times New Roman" w:cs="Times New Roman"/>
-            <w:b/>
-            <w:szCs w:val="28"/>
-            <w:lang w:val="en-US"/>
-          </w:rPr>
-          <w:t>tut</w:t>
-        </w:r>
+        <w:proofErr w:type="spellEnd"/>
         <w:r>
           <w:rPr>
             <w:rStyle w:val="a3"/>
@@ -377,10 +397,51 @@
     <w:p>
       <w:pPr>
         <w:rPr>
-          <w:sz w:val="24"/>
-          <w:szCs w:val="24"/>
-        </w:rPr>
-      </w:pPr>
+          <w:b/>
+          <w:i/>
+          <w:sz w:val="32"/>
+          <w:szCs w:val="24"/>
+        </w:rPr>
+      </w:pPr>
+      <w:r>
+        <w:rPr>
+          <w:b/>
+          <w:i/>
+          <w:sz w:val="32"/>
+          <w:szCs w:val="24"/>
+          <w:lang w:val="en-US"/>
+        </w:rPr>
+        <w:t>skrama</w:t>
+      </w:r>
+      <w:r>
+        <w:rPr>
+          <w:b/>
+          <w:i/>
+          <w:sz w:val="32"/>
+          <w:szCs w:val="24"/>
+        </w:rPr>
+        <w:t>24.</w:t>
+      </w:r>
+      <w:r>
+        <w:rPr>
+          <w:b/>
+          <w:i/>
+          <w:sz w:val="32"/>
+          <w:szCs w:val="24"/>
+          <w:lang w:val="en-US"/>
+        </w:rPr>
+        <w:t>by</w:t>
+      </w:r>
+    </w:p>
+    <w:p>
+      <w:pPr>
+        <w:rPr>
+          <w:sz w:val="24"/>
+          <w:szCs w:val="24"/>
+        </w:rPr>
+      </w:pPr>
+      <w:bookmarkStart w:id="0" w:name="_GoBack"/>
+      <w:bookmarkEnd w:id="0"/>
     </w:p>
     <w:p>
       <w:pPr>
@@ -800,8 +861,6 @@
           <w:szCs w:val="24"/>
         </w:rPr>
       </w:pPr>
-      <w:bookmarkStart w:id="0" w:name="_GoBack"/>
-      <w:bookmarkEnd w:id="0"/>
     </w:p>
     <w:sectPr>
       <w:pgSz w:w="11906" w:h="16838"/>
